--- a/public/assets/Israk's CV.docx
+++ b/public/assets/Israk's CV.docx
@@ -241,7 +241,7 @@
           </mc:Choice>
           <mc:Fallback>
             <w:pict>
-              <v:group w14:anchorId="51425AF2" id="Group 4" o:spid="_x0000_s1026" style="position:absolute;margin-left:405.3pt;margin-top:.4pt;width:135.4pt;height:167.9pt;z-index:251656704;mso-wrap-distance-left:0;mso-wrap-distance-right:0;mso-position-horizontal-relative:page" coordsize="17202,21323" o:gfxdata="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">
+              <v:group w14:anchorId="32C0DB07" id="Group 4" o:spid="_x0000_s1026" style="position:absolute;margin-left:405.3pt;margin-top:.4pt;width:135.4pt;height:167.9pt;z-index:251656704;mso-wrap-distance-left:0;mso-wrap-distance-right:0;mso-position-horizontal-relative:page" coordsize="17202,21323" o:gfxdata="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">
                 <v:shape id="Graphic 5" o:spid="_x0000_s1027" style="position:absolute;left:670;top:655;width:15856;height:20015;visibility:visible;mso-wrap-style:square;v-text-anchor:top" coordsize="1585595,2001520" o:gfxdata="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" path="m1585594,l,,,2001266r1585594,l1585594,xe" fillcolor="#e1e3e4" stroked="f">
                   <v:path arrowok="t"/>
                 </v:shape>
@@ -333,7 +333,7 @@
           </mc:Choice>
           <mc:Fallback>
             <w:pict>
-              <v:shape w14:anchorId="4FF6BD4D" id="Graphic 3" o:spid="_x0000_s1026" style="position:absolute;margin-left:44.65pt;margin-top:196pt;width:523.7pt;height:.5pt;z-index:251655680;visibility:visible;mso-wrap-style:square;mso-wrap-distance-left:0;mso-wrap-distance-top:0;mso-wrap-distance-right:0;mso-wrap-distance-bottom:0;mso-position-horizontal:absolute;mso-position-horizontal-relative:page;mso-position-vertical:absolute;mso-position-vertical-relative:page;v-text-anchor:top" coordsize="6650990,6350" o:gfxdata="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" path="m6650735,l,,,6096r6650735,l6650735,xe" fillcolor="black" stroked="f">
+              <v:shape w14:anchorId="32A57B88" id="Graphic 3" o:spid="_x0000_s1026" style="position:absolute;margin-left:44.65pt;margin-top:196pt;width:523.7pt;height:.5pt;z-index:251655680;visibility:visible;mso-wrap-style:square;mso-wrap-distance-left:0;mso-wrap-distance-top:0;mso-wrap-distance-right:0;mso-wrap-distance-bottom:0;mso-position-horizontal:absolute;mso-position-horizontal-relative:page;mso-position-vertical:absolute;mso-position-vertical-relative:page;v-text-anchor:top" coordsize="6650990,6350" o:gfxdata="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" path="m6650735,l,,,6096r6650735,l6650735,xe" fillcolor="black" stroked="f">
                 <v:path arrowok="t"/>
                 <w10:wrap anchorx="page" anchory="page"/>
               </v:shape>
@@ -529,7 +529,7 @@
         <w:rPr>
           <w:color w:val="0000FF"/>
           <w:spacing w:val="-2"/>
-          <w:u w:color="0000FF"/>
+          <w:u w:val="none" w:color="0000FF"/>
         </w:rPr>
       </w:pPr>
       <w:r>
@@ -542,6 +542,7 @@
         <w:r>
           <w:rPr>
             <w:rStyle w:val="Hyperlink"/>
+            <w:u w:val="none"/>
           </w:rPr>
           <w:t>israk.ahmed275@gmail.com</w:t>
         </w:r>
@@ -551,12 +552,18 @@
           <w:u w:val="none"/>
         </w:rPr>
         <w:br/>
+      </w:r>
+      <w:r>
+        <w:rPr>
+          <w:u w:val="none"/>
+        </w:rPr>
         <w:t xml:space="preserve">GitHub: </w:t>
       </w:r>
       <w:hyperlink r:id="rId9" w:history="1">
         <w:r>
           <w:rPr>
             <w:rStyle w:val="Hyperlink"/>
+            <w:u w:val="none"/>
           </w:rPr>
           <w:t>github.com/</w:t>
         </w:r>
@@ -564,6 +571,7 @@
         <w:r>
           <w:rPr>
             <w:rStyle w:val="Hyperlink"/>
+            <w:u w:val="none"/>
           </w:rPr>
           <w:t>KhanIsrakAhmed</w:t>
         </w:r>
@@ -581,6 +589,7 @@
         <w:r>
           <w:rPr>
             <w:rStyle w:val="Hyperlink"/>
+            <w:u w:val="none"/>
           </w:rPr>
           <w:t>israk-portfolio.vercel.app</w:t>
         </w:r>
@@ -1322,7 +1331,21 @@
               <w:rPr>
                 <w:sz w:val="20"/>
               </w:rPr>
-              <w:t>To secure a position as a Lecturer in the Department of Computer Science and Engineering, where I have the ability to use my educational background and expertise in Data Science, Artificial Intelligence, and Deep Learning to effectively teach, conduct impactful research and contribute to students’ academic and professional growth. My aim is to contribute to the university through continuous learning, innovative teaching methods and research in emerging areas of CSE.</w:t>
+              <w:t xml:space="preserve">To secure a position as a Lecturer in the Department of Computer Science and Engineering, where I </w:t>
+            </w:r>
+            <w:proofErr w:type="gramStart"/>
+            <w:r>
+              <w:rPr>
+                <w:sz w:val="20"/>
+              </w:rPr>
+              <w:t>have the ability to</w:t>
+            </w:r>
+            <w:proofErr w:type="gramEnd"/>
+            <w:r>
+              <w:rPr>
+                <w:sz w:val="20"/>
+              </w:rPr>
+              <w:t xml:space="preserve"> use my educational background and expertise in Data Science, Artificial Intelligence, and Deep Learning to effectively teach, conduct impactful research and contribute to students’ academic and professional growth. My aim is to contribute to the university through continuous learning, innovative teaching methods and research in emerging areas of CSE.</w:t>
             </w:r>
           </w:p>
         </w:tc>
@@ -3293,7 +3316,39 @@
                 <w:bCs/>
                 <w:sz w:val="20"/>
               </w:rPr>
-              <w:t>Developing a Legally-Grounded Evaluation Framework for Retrieval-Augmented Generation Systems in the Context of Bangladeshi Law</w:t>
+              <w:t xml:space="preserve">Developing a </w:t>
+            </w:r>
+            <w:r>
+              <w:rPr>
+                <w:b/>
+                <w:bCs/>
+                <w:sz w:val="20"/>
+              </w:rPr>
+              <w:t>Legally Grounded</w:t>
+            </w:r>
+            <w:r>
+              <w:rPr>
+                <w:b/>
+                <w:bCs/>
+                <w:sz w:val="20"/>
+              </w:rPr>
+              <w:t xml:space="preserve"> Evaluation Framework for Retrieval</w:t>
+            </w:r>
+            <w:r>
+              <w:rPr>
+                <w:b/>
+                <w:bCs/>
+                <w:sz w:val="20"/>
+              </w:rPr>
+              <w:t xml:space="preserve"> </w:t>
+            </w:r>
+            <w:r>
+              <w:rPr>
+                <w:b/>
+                <w:bCs/>
+                <w:sz w:val="20"/>
+              </w:rPr>
+              <w:t>Augmented Generation Systems in the Context of Bangladeshi Law</w:t>
             </w:r>
           </w:p>
         </w:tc>
@@ -3383,14 +3438,7 @@
                 <w:sz w:val="18"/>
                 <w:szCs w:val="18"/>
               </w:rPr>
-              <w:t xml:space="preserve"> dynamic online auction platform designed to connect buyers and sellers through a competitive and interactive bidding environment</w:t>
-            </w:r>
-            <w:r>
-              <w:rPr>
-                <w:sz w:val="18"/>
-                <w:szCs w:val="18"/>
-              </w:rPr>
-              <w:t>.</w:t>
+              <w:t xml:space="preserve"> dynamic online auction platform designed to connect buyers and sellers through a competitive and interactive bidding environment.</w:t>
             </w:r>
           </w:p>
           <w:p>
@@ -4834,7 +4882,7 @@
           <w:sz w:val="20"/>
         </w:rPr>
         <w:drawing>
-          <wp:inline distT="0" distB="0" distL="0" distR="0" wp14:anchorId="17B34393" wp14:editId="35D3E7D5">
+          <wp:inline distT="0" distB="0" distL="0" distR="0" wp14:anchorId="17B34393" wp14:editId="122C692C">
             <wp:extent cx="1539240" cy="434514"/>
             <wp:effectExtent l="0" t="0" r="3810" b="3810"/>
             <wp:docPr id="305472462" name="Picture 11" descr="A signature on a white background&#10;&#10;Description automatically generated"/>
@@ -8249,6 +8297,7 @@
   <w:style w:type="character" w:default="1" w:styleId="DefaultParagraphFont">
     <w:name w:val="Default Paragraph Font"/>
     <w:uiPriority w:val="1"/>
+    <w:semiHidden/>
     <w:unhideWhenUsed/>
   </w:style>
   <w:style w:type="table" w:default="1" w:styleId="TableNormal">

--- a/public/assets/Israk's CV.docx
+++ b/public/assets/Israk's CV.docx
@@ -1,6 +1,6 @@
 
 <file path=word/document.xml><?xml version="1.0" encoding="utf-8"?>
-<w:document xmlns:wpc="http://schemas.microsoft.com/office/word/2010/wordprocessingCanvas" xmlns:cx="http://schemas.microsoft.com/office/drawing/2014/chartex" xmlns:cx1="http://schemas.microsoft.com/office/drawing/2015/9/8/chartex" xmlns:cx2="http://schemas.microsoft.com/office/drawing/2015/10/21/chartex" xmlns:cx3="http://schemas.microsoft.com/office/drawing/2016/5/9/chartex" xmlns:cx4="http://schemas.microsoft.com/office/drawing/2016/5/10/chartex" xmlns:cx5="http://schemas.microsoft.com/office/drawing/2016/5/11/chartex" xmlns:cx6="http://schemas.microsoft.com/office/drawing/2016/5/12/chartex" xmlns:cx7="http://schemas.microsoft.com/office/drawing/2016/5/13/chartex" xmlns:cx8="http://schemas.microsoft.com/office/drawing/2016/5/14/chartex" xmlns:mc="http://schemas.openxmlformats.org/markup-compatibility/2006" xmlns:aink="http://schemas.microsoft.com/office/drawing/2016/ink" xmlns:am3d="http://schemas.microsoft.com/office/drawing/2017/model3d" xmlns:o="urn:schemas-microsoft-com:office:office" xmlns:oel="http://schemas.microsoft.com/office/2019/extlst" xmlns:r="http://schemas.openxmlformats.org/officeDocument/2006/relationships" xmlns:m="http://schemas.openxmlformats.org/officeDocument/2006/math" xmlns:v="urn:schemas-microsoft-com:vml" xmlns:wp14="http://schemas.microsoft.com/office/word/2010/wordprocessingDrawing" xmlns:wp="http://schemas.openxmlformats.org/drawingml/2006/wordprocessingDrawing" xmlns:w10="urn:schemas-microsoft-com:office:word" xmlns:w="http://schemas.openxmlformats.org/wordprocessingml/2006/main" xmlns:w14="http://schemas.microsoft.com/office/word/2010/wordml" xmlns:w15="http://schemas.microsoft.com/office/word/2012/wordml" xmlns:w16cex="http://schemas.microsoft.com/office/word/2018/wordml/cex" xmlns:w16cid="http://schemas.microsoft.com/office/word/2016/wordml/cid" xmlns:w16="http://schemas.microsoft.com/office/word/2018/wordml" xmlns:w16du="http://schemas.microsoft.com/office/word/2023/wordml/word16du" xmlns:w16sdtdh="http://schemas.microsoft.com/office/word/2020/wordml/sdtdatahash" xmlns:w16sdtfl="http://schemas.microsoft.com/office/word/2024/wordml/sdtformatlock" xmlns:w16se="http://schemas.microsoft.com/office/word/2015/wordml/symex" xmlns:wpg="http://schemas.microsoft.com/office/word/2010/wordprocessingGroup" xmlns:wpi="http://schemas.microsoft.com/office/word/2010/wordprocessingInk" xmlns:wne="http://schemas.microsoft.com/office/word/2006/wordml" xmlns:wps="http://schemas.microsoft.com/office/word/2010/wordprocessingShape" mc:Ignorable="w14 w15 w16se w16cid w16 w16cex w16sdtdh w16sdtfl w16du wp14">
+<w:document xmlns:wpc="http://schemas.microsoft.com/office/word/2010/wordprocessingCanvas" xmlns:cx="http://schemas.microsoft.com/office/drawing/2014/chartex" xmlns:cx1="http://schemas.microsoft.com/office/drawing/2015/9/8/chartex" xmlns:cx2="http://schemas.microsoft.com/office/drawing/2015/10/21/chartex" xmlns:cx3="http://schemas.microsoft.com/office/drawing/2016/5/9/chartex" xmlns:cx4="http://schemas.microsoft.com/office/drawing/2016/5/10/chartex" xmlns:cx5="http://schemas.microsoft.com/office/drawing/2016/5/11/chartex" xmlns:cx6="http://schemas.microsoft.com/office/drawing/2016/5/12/chartex" xmlns:cx7="http://schemas.microsoft.com/office/drawing/2016/5/13/chartex" xmlns:cx8="http://schemas.microsoft.com/office/drawing/2016/5/14/chartex" xmlns:mc="http://schemas.openxmlformats.org/markup-compatibility/2006" xmlns:aink="http://schemas.microsoft.com/office/drawing/2016/ink" xmlns:am3d="http://schemas.microsoft.com/office/drawing/2017/model3d" xmlns:o="urn:schemas-microsoft-com:office:office" xmlns:oel="http://schemas.microsoft.com/office/2019/extlst" xmlns:r="http://schemas.openxmlformats.org/officeDocument/2006/relationships" xmlns:m="http://schemas.openxmlformats.org/officeDocument/2006/math" xmlns:v="urn:schemas-microsoft-com:vml" xmlns:wp14="http://schemas.microsoft.com/office/word/2010/wordprocessingDrawing" xmlns:wp="http://schemas.openxmlformats.org/drawingml/2006/wordprocessingDrawing" xmlns:w10="urn:schemas-microsoft-com:office:word" xmlns:w="http://schemas.openxmlformats.org/wordprocessingml/2006/main" xmlns:w14="http://schemas.microsoft.com/office/word/2010/wordml" xmlns:w15="http://schemas.microsoft.com/office/word/2012/wordml" xmlns:w16cex="http://schemas.microsoft.com/office/word/2018/wordml/cex" xmlns:w16cid="http://schemas.microsoft.com/office/word/2016/wordml/cid" xmlns:w16="http://schemas.microsoft.com/office/word/2018/wordml" xmlns:w16du="http://schemas.microsoft.com/office/word/2023/wordml/word16du" xmlns:w16sdtdh="http://schemas.microsoft.com/office/word/2020/wordml/sdtdatahash" xmlns:w16se="http://schemas.microsoft.com/office/word/2015/wordml/symex" xmlns:wpg="http://schemas.microsoft.com/office/word/2010/wordprocessingGroup" xmlns:wpi="http://schemas.microsoft.com/office/word/2010/wordprocessingInk" xmlns:wne="http://schemas.microsoft.com/office/word/2006/wordml" xmlns:wps="http://schemas.microsoft.com/office/word/2010/wordprocessingShape" mc:Ignorable="w14 w15 w16se w16cid w16 w16cex w16sdtdh w16du wp14">
   <w:body>
     <w:p>
       <w:pPr>
@@ -241,7 +241,7 @@
           </mc:Choice>
           <mc:Fallback>
             <w:pict>
-              <v:group w14:anchorId="32C0DB07" id="Group 4" o:spid="_x0000_s1026" style="position:absolute;margin-left:405.3pt;margin-top:.4pt;width:135.4pt;height:167.9pt;z-index:251656704;mso-wrap-distance-left:0;mso-wrap-distance-right:0;mso-position-horizontal-relative:page" coordsize="17202,21323" o:gfxdata="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">
+              <v:group w14:anchorId="53FDFBC0" id="Group 4" o:spid="_x0000_s1026" style="position:absolute;margin-left:405.3pt;margin-top:.4pt;width:135.4pt;height:167.9pt;z-index:251656704;mso-wrap-distance-left:0;mso-wrap-distance-right:0;mso-position-horizontal-relative:page" coordsize="17202,21323" o:gfxdata="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">
                 <v:shape id="Graphic 5" o:spid="_x0000_s1027" style="position:absolute;left:670;top:655;width:15856;height:20015;visibility:visible;mso-wrap-style:square;v-text-anchor:top" coordsize="1585595,2001520" o:gfxdata="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" path="m1585594,l,,,2001266r1585594,l1585594,xe" fillcolor="#e1e3e4" stroked="f">
                   <v:path arrowok="t"/>
                 </v:shape>
@@ -333,7 +333,7 @@
           </mc:Choice>
           <mc:Fallback>
             <w:pict>
-              <v:shape w14:anchorId="32A57B88" id="Graphic 3" o:spid="_x0000_s1026" style="position:absolute;margin-left:44.65pt;margin-top:196pt;width:523.7pt;height:.5pt;z-index:251655680;visibility:visible;mso-wrap-style:square;mso-wrap-distance-left:0;mso-wrap-distance-top:0;mso-wrap-distance-right:0;mso-wrap-distance-bottom:0;mso-position-horizontal:absolute;mso-position-horizontal-relative:page;mso-position-vertical:absolute;mso-position-vertical-relative:page;v-text-anchor:top" coordsize="6650990,6350" o:gfxdata="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" path="m6650735,l,,,6096r6650735,l6650735,xe" fillcolor="black" stroked="f">
+              <v:shape w14:anchorId="5E1103FF" id="Graphic 3" o:spid="_x0000_s1026" style="position:absolute;margin-left:44.65pt;margin-top:196pt;width:523.7pt;height:.5pt;z-index:251655680;visibility:visible;mso-wrap-style:square;mso-wrap-distance-left:0;mso-wrap-distance-top:0;mso-wrap-distance-right:0;mso-wrap-distance-bottom:0;mso-position-horizontal:absolute;mso-position-horizontal-relative:page;mso-position-vertical:absolute;mso-position-vertical-relative:page;v-text-anchor:top" coordsize="6650990,6350" o:gfxdata="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" path="m6650735,l,,,6096r6650735,l6650735,xe" fillcolor="black" stroked="f">
                 <v:path arrowok="t"/>
                 <w10:wrap anchorx="page" anchory="page"/>
               </v:shape>
@@ -2334,14 +2334,7 @@
               <w:rPr>
                 <w:sz w:val="20"/>
               </w:rPr>
-              <w:t>Object-Oriented Programming</w:t>
-            </w:r>
-            <w:r>
-              <w:rPr>
-                <w:spacing w:val="-2"/>
-                <w:sz w:val="20"/>
-              </w:rPr>
-              <w:t>.</w:t>
+              <w:t>Data Structure and Algorithms Laboratory</w:t>
             </w:r>
           </w:p>
           <w:p>
@@ -4882,7 +4875,7 @@
           <w:sz w:val="20"/>
         </w:rPr>
         <w:drawing>
-          <wp:inline distT="0" distB="0" distL="0" distR="0" wp14:anchorId="17B34393" wp14:editId="122C692C">
+          <wp:inline distT="0" distB="0" distL="0" distR="0" wp14:anchorId="17B34393" wp14:editId="03E46D1F">
             <wp:extent cx="1539240" cy="434514"/>
             <wp:effectExtent l="0" t="0" r="3810" b="3810"/>
             <wp:docPr id="305472462" name="Picture 11" descr="A signature on a white background&#10;&#10;Description automatically generated"/>
@@ -5000,7 +4993,7 @@
 </file>
 
 <file path=word/endnotes.xml><?xml version="1.0" encoding="utf-8"?>
-<w:endnotes xmlns:wpc="http://schemas.microsoft.com/office/word/2010/wordprocessingCanvas" xmlns:cx="http://schemas.microsoft.com/office/drawing/2014/chartex" xmlns:cx1="http://schemas.microsoft.com/office/drawing/2015/9/8/chartex" xmlns:cx2="http://schemas.microsoft.com/office/drawing/2015/10/21/chartex" xmlns:cx3="http://schemas.microsoft.com/office/drawing/2016/5/9/chartex" xmlns:cx4="http://schemas.microsoft.com/office/drawing/2016/5/10/chartex" xmlns:cx5="http://schemas.microsoft.com/office/drawing/2016/5/11/chartex" xmlns:cx6="http://schemas.microsoft.com/office/drawing/2016/5/12/chartex" xmlns:cx7="http://schemas.microsoft.com/office/drawing/2016/5/13/chartex" xmlns:cx8="http://schemas.microsoft.com/office/drawing/2016/5/14/chartex" xmlns:mc="http://schemas.openxmlformats.org/markup-compatibility/2006" xmlns:aink="http://schemas.microsoft.com/office/drawing/2016/ink" xmlns:am3d="http://schemas.microsoft.com/office/drawing/2017/model3d" xmlns:o="urn:schemas-microsoft-com:office:office" xmlns:oel="http://schemas.microsoft.com/office/2019/extlst" xmlns:r="http://schemas.openxmlformats.org/officeDocument/2006/relationships" xmlns:m="http://schemas.openxmlformats.org/officeDocument/2006/math" xmlns:v="urn:schemas-microsoft-com:vml" xmlns:wp14="http://schemas.microsoft.com/office/word/2010/wordprocessingDrawing" xmlns:wp="http://schemas.openxmlformats.org/drawingml/2006/wordprocessingDrawing" xmlns:w10="urn:schemas-microsoft-com:office:word" xmlns:w="http://schemas.openxmlformats.org/wordprocessingml/2006/main" xmlns:w14="http://schemas.microsoft.com/office/word/2010/wordml" xmlns:w15="http://schemas.microsoft.com/office/word/2012/wordml" xmlns:w16cex="http://schemas.microsoft.com/office/word/2018/wordml/cex" xmlns:w16cid="http://schemas.microsoft.com/office/word/2016/wordml/cid" xmlns:w16="http://schemas.microsoft.com/office/word/2018/wordml" xmlns:w16du="http://schemas.microsoft.com/office/word/2023/wordml/word16du" xmlns:w16sdtdh="http://schemas.microsoft.com/office/word/2020/wordml/sdtdatahash" xmlns:w16sdtfl="http://schemas.microsoft.com/office/word/2024/wordml/sdtformatlock" xmlns:w16se="http://schemas.microsoft.com/office/word/2015/wordml/symex" xmlns:wpg="http://schemas.microsoft.com/office/word/2010/wordprocessingGroup" xmlns:wpi="http://schemas.microsoft.com/office/word/2010/wordprocessingInk" xmlns:wne="http://schemas.microsoft.com/office/word/2006/wordml" xmlns:wps="http://schemas.microsoft.com/office/word/2010/wordprocessingShape" mc:Ignorable="w14 w15 w16se w16cid w16 w16cex w16sdtdh w16sdtfl w16du wp14">
+<w:endnotes xmlns:wpc="http://schemas.microsoft.com/office/word/2010/wordprocessingCanvas" xmlns:cx="http://schemas.microsoft.com/office/drawing/2014/chartex" xmlns:cx1="http://schemas.microsoft.com/office/drawing/2015/9/8/chartex" xmlns:cx2="http://schemas.microsoft.com/office/drawing/2015/10/21/chartex" xmlns:cx3="http://schemas.microsoft.com/office/drawing/2016/5/9/chartex" xmlns:cx4="http://schemas.microsoft.com/office/drawing/2016/5/10/chartex" xmlns:cx5="http://schemas.microsoft.com/office/drawing/2016/5/11/chartex" xmlns:cx6="http://schemas.microsoft.com/office/drawing/2016/5/12/chartex" xmlns:cx7="http://schemas.microsoft.com/office/drawing/2016/5/13/chartex" xmlns:cx8="http://schemas.microsoft.com/office/drawing/2016/5/14/chartex" xmlns:mc="http://schemas.openxmlformats.org/markup-compatibility/2006" xmlns:aink="http://schemas.microsoft.com/office/drawing/2016/ink" xmlns:am3d="http://schemas.microsoft.com/office/drawing/2017/model3d" xmlns:o="urn:schemas-microsoft-com:office:office" xmlns:oel="http://schemas.microsoft.com/office/2019/extlst" xmlns:r="http://schemas.openxmlformats.org/officeDocument/2006/relationships" xmlns:m="http://schemas.openxmlformats.org/officeDocument/2006/math" xmlns:v="urn:schemas-microsoft-com:vml" xmlns:wp14="http://schemas.microsoft.com/office/word/2010/wordprocessingDrawing" xmlns:wp="http://schemas.openxmlformats.org/drawingml/2006/wordprocessingDrawing" xmlns:w10="urn:schemas-microsoft-com:office:word" xmlns:w="http://schemas.openxmlformats.org/wordprocessingml/2006/main" xmlns:w14="http://schemas.microsoft.com/office/word/2010/wordml" xmlns:w15="http://schemas.microsoft.com/office/word/2012/wordml" xmlns:w16cex="http://schemas.microsoft.com/office/word/2018/wordml/cex" xmlns:w16cid="http://schemas.microsoft.com/office/word/2016/wordml/cid" xmlns:w16="http://schemas.microsoft.com/office/word/2018/wordml" xmlns:w16du="http://schemas.microsoft.com/office/word/2023/wordml/word16du" xmlns:w16sdtdh="http://schemas.microsoft.com/office/word/2020/wordml/sdtdatahash" xmlns:w16se="http://schemas.microsoft.com/office/word/2015/wordml/symex" xmlns:wpg="http://schemas.microsoft.com/office/word/2010/wordprocessingGroup" xmlns:wpi="http://schemas.microsoft.com/office/word/2010/wordprocessingInk" xmlns:wne="http://schemas.microsoft.com/office/word/2006/wordml" xmlns:wps="http://schemas.microsoft.com/office/word/2010/wordprocessingShape" mc:Ignorable="w14 w15 w16se w16cid w16 w16cex w16sdtdh w16du wp14">
   <w:endnote w:type="separator" w:id="-1">
     <w:p>
       <w:r>
@@ -5019,7 +5012,7 @@
 </file>
 
 <file path=word/footer1.xml><?xml version="1.0" encoding="utf-8"?>
-<w:ftr xmlns:wpc="http://schemas.microsoft.com/office/word/2010/wordprocessingCanvas" xmlns:cx="http://schemas.microsoft.com/office/drawing/2014/chartex" xmlns:cx1="http://schemas.microsoft.com/office/drawing/2015/9/8/chartex" xmlns:cx2="http://schemas.microsoft.com/office/drawing/2015/10/21/chartex" xmlns:cx3="http://schemas.microsoft.com/office/drawing/2016/5/9/chartex" xmlns:cx4="http://schemas.microsoft.com/office/drawing/2016/5/10/chartex" xmlns:cx5="http://schemas.microsoft.com/office/drawing/2016/5/11/chartex" xmlns:cx6="http://schemas.microsoft.com/office/drawing/2016/5/12/chartex" xmlns:cx7="http://schemas.microsoft.com/office/drawing/2016/5/13/chartex" xmlns:cx8="http://schemas.microsoft.com/office/drawing/2016/5/14/chartex" xmlns:mc="http://schemas.openxmlformats.org/markup-compatibility/2006" xmlns:aink="http://schemas.microsoft.com/office/drawing/2016/ink" xmlns:am3d="http://schemas.microsoft.com/office/drawing/2017/model3d" xmlns:o="urn:schemas-microsoft-com:office:office" xmlns:oel="http://schemas.microsoft.com/office/2019/extlst" xmlns:r="http://schemas.openxmlformats.org/officeDocument/2006/relationships" xmlns:m="http://schemas.openxmlformats.org/officeDocument/2006/math" xmlns:v="urn:schemas-microsoft-com:vml" xmlns:wp14="http://schemas.microsoft.com/office/word/2010/wordprocessingDrawing" xmlns:wp="http://schemas.openxmlformats.org/drawingml/2006/wordprocessingDrawing" xmlns:w10="urn:schemas-microsoft-com:office:word" xmlns:w="http://schemas.openxmlformats.org/wordprocessingml/2006/main" xmlns:w14="http://schemas.microsoft.com/office/word/2010/wordml" xmlns:w15="http://schemas.microsoft.com/office/word/2012/wordml" xmlns:w16cex="http://schemas.microsoft.com/office/word/2018/wordml/cex" xmlns:w16cid="http://schemas.microsoft.com/office/word/2016/wordml/cid" xmlns:w16="http://schemas.microsoft.com/office/word/2018/wordml" xmlns:w16du="http://schemas.microsoft.com/office/word/2023/wordml/word16du" xmlns:w16sdtdh="http://schemas.microsoft.com/office/word/2020/wordml/sdtdatahash" xmlns:w16sdtfl="http://schemas.microsoft.com/office/word/2024/wordml/sdtformatlock" xmlns:w16se="http://schemas.microsoft.com/office/word/2015/wordml/symex" xmlns:wpg="http://schemas.microsoft.com/office/word/2010/wordprocessingGroup" xmlns:wpi="http://schemas.microsoft.com/office/word/2010/wordprocessingInk" xmlns:wne="http://schemas.microsoft.com/office/word/2006/wordml" xmlns:wps="http://schemas.microsoft.com/office/word/2010/wordprocessingShape" mc:Ignorable="w14 w15 w16se w16cid w16 w16cex w16sdtdh w16sdtfl w16du wp14">
+<w:ftr xmlns:wpc="http://schemas.microsoft.com/office/word/2010/wordprocessingCanvas" xmlns:cx="http://schemas.microsoft.com/office/drawing/2014/chartex" xmlns:cx1="http://schemas.microsoft.com/office/drawing/2015/9/8/chartex" xmlns:cx2="http://schemas.microsoft.com/office/drawing/2015/10/21/chartex" xmlns:cx3="http://schemas.microsoft.com/office/drawing/2016/5/9/chartex" xmlns:cx4="http://schemas.microsoft.com/office/drawing/2016/5/10/chartex" xmlns:cx5="http://schemas.microsoft.com/office/drawing/2016/5/11/chartex" xmlns:cx6="http://schemas.microsoft.com/office/drawing/2016/5/12/chartex" xmlns:cx7="http://schemas.microsoft.com/office/drawing/2016/5/13/chartex" xmlns:cx8="http://schemas.microsoft.com/office/drawing/2016/5/14/chartex" xmlns:mc="http://schemas.openxmlformats.org/markup-compatibility/2006" xmlns:aink="http://schemas.microsoft.com/office/drawing/2016/ink" xmlns:am3d="http://schemas.microsoft.com/office/drawing/2017/model3d" xmlns:o="urn:schemas-microsoft-com:office:office" xmlns:oel="http://schemas.microsoft.com/office/2019/extlst" xmlns:r="http://schemas.openxmlformats.org/officeDocument/2006/relationships" xmlns:m="http://schemas.openxmlformats.org/officeDocument/2006/math" xmlns:v="urn:schemas-microsoft-com:vml" xmlns:wp14="http://schemas.microsoft.com/office/word/2010/wordprocessingDrawing" xmlns:wp="http://schemas.openxmlformats.org/drawingml/2006/wordprocessingDrawing" xmlns:w10="urn:schemas-microsoft-com:office:word" xmlns:w="http://schemas.openxmlformats.org/wordprocessingml/2006/main" xmlns:w14="http://schemas.microsoft.com/office/word/2010/wordml" xmlns:w15="http://schemas.microsoft.com/office/word/2012/wordml" xmlns:w16cex="http://schemas.microsoft.com/office/word/2018/wordml/cex" xmlns:w16cid="http://schemas.microsoft.com/office/word/2016/wordml/cid" xmlns:w16="http://schemas.microsoft.com/office/word/2018/wordml" xmlns:w16du="http://schemas.microsoft.com/office/word/2023/wordml/word16du" xmlns:w16sdtdh="http://schemas.microsoft.com/office/word/2020/wordml/sdtdatahash" xmlns:w16se="http://schemas.microsoft.com/office/word/2015/wordml/symex" xmlns:wpg="http://schemas.microsoft.com/office/word/2010/wordprocessingGroup" xmlns:wpi="http://schemas.microsoft.com/office/word/2010/wordprocessingInk" xmlns:wne="http://schemas.microsoft.com/office/word/2006/wordml" xmlns:wps="http://schemas.microsoft.com/office/word/2010/wordprocessingShape" mc:Ignorable="w14 w15 w16se w16cid w16 w16cex w16sdtdh w16du wp14">
   <w:p>
     <w:pPr>
       <w:pStyle w:val="BodyText"/>
@@ -5607,7 +5600,7 @@
 </file>
 
 <file path=word/footnotes.xml><?xml version="1.0" encoding="utf-8"?>
-<w:footnotes xmlns:wpc="http://schemas.microsoft.com/office/word/2010/wordprocessingCanvas" xmlns:cx="http://schemas.microsoft.com/office/drawing/2014/chartex" xmlns:cx1="http://schemas.microsoft.com/office/drawing/2015/9/8/chartex" xmlns:cx2="http://schemas.microsoft.com/office/drawing/2015/10/21/chartex" xmlns:cx3="http://schemas.microsoft.com/office/drawing/2016/5/9/chartex" xmlns:cx4="http://schemas.microsoft.com/office/drawing/2016/5/10/chartex" xmlns:cx5="http://schemas.microsoft.com/office/drawing/2016/5/11/chartex" xmlns:cx6="http://schemas.microsoft.com/office/drawing/2016/5/12/chartex" xmlns:cx7="http://schemas.microsoft.com/office/drawing/2016/5/13/chartex" xmlns:cx8="http://schemas.microsoft.com/office/drawing/2016/5/14/chartex" xmlns:mc="http://schemas.openxmlformats.org/markup-compatibility/2006" xmlns:aink="http://schemas.microsoft.com/office/drawing/2016/ink" xmlns:am3d="http://schemas.microsoft.com/office/drawing/2017/model3d" xmlns:o="urn:schemas-microsoft-com:office:office" xmlns:oel="http://schemas.microsoft.com/office/2019/extlst" xmlns:r="http://schemas.openxmlformats.org/officeDocument/2006/relationships" xmlns:m="http://schemas.openxmlformats.org/officeDocument/2006/math" xmlns:v="urn:schemas-microsoft-com:vml" xmlns:wp14="http://schemas.microsoft.com/office/word/2010/wordprocessingDrawing" xmlns:wp="http://schemas.openxmlformats.org/drawingml/2006/wordprocessingDrawing" xmlns:w10="urn:schemas-microsoft-com:office:word" xmlns:w="http://schemas.openxmlformats.org/wordprocessingml/2006/main" xmlns:w14="http://schemas.microsoft.com/office/word/2010/wordml" xmlns:w15="http://schemas.microsoft.com/office/word/2012/wordml" xmlns:w16cex="http://schemas.microsoft.com/office/word/2018/wordml/cex" xmlns:w16cid="http://schemas.microsoft.com/office/word/2016/wordml/cid" xmlns:w16="http://schemas.microsoft.com/office/word/2018/wordml" xmlns:w16du="http://schemas.microsoft.com/office/word/2023/wordml/word16du" xmlns:w16sdtdh="http://schemas.microsoft.com/office/word/2020/wordml/sdtdatahash" xmlns:w16sdtfl="http://schemas.microsoft.com/office/word/2024/wordml/sdtformatlock" xmlns:w16se="http://schemas.microsoft.com/office/word/2015/wordml/symex" xmlns:wpg="http://schemas.microsoft.com/office/word/2010/wordprocessingGroup" xmlns:wpi="http://schemas.microsoft.com/office/word/2010/wordprocessingInk" xmlns:wne="http://schemas.microsoft.com/office/word/2006/wordml" xmlns:wps="http://schemas.microsoft.com/office/word/2010/wordprocessingShape" mc:Ignorable="w14 w15 w16se w16cid w16 w16cex w16sdtdh w16sdtfl w16du wp14">
+<w:footnotes xmlns:wpc="http://schemas.microsoft.com/office/word/2010/wordprocessingCanvas" xmlns:cx="http://schemas.microsoft.com/office/drawing/2014/chartex" xmlns:cx1="http://schemas.microsoft.com/office/drawing/2015/9/8/chartex" xmlns:cx2="http://schemas.microsoft.com/office/drawing/2015/10/21/chartex" xmlns:cx3="http://schemas.microsoft.com/office/drawing/2016/5/9/chartex" xmlns:cx4="http://schemas.microsoft.com/office/drawing/2016/5/10/chartex" xmlns:cx5="http://schemas.microsoft.com/office/drawing/2016/5/11/chartex" xmlns:cx6="http://schemas.microsoft.com/office/drawing/2016/5/12/chartex" xmlns:cx7="http://schemas.microsoft.com/office/drawing/2016/5/13/chartex" xmlns:cx8="http://schemas.microsoft.com/office/drawing/2016/5/14/chartex" xmlns:mc="http://schemas.openxmlformats.org/markup-compatibility/2006" xmlns:aink="http://schemas.microsoft.com/office/drawing/2016/ink" xmlns:am3d="http://schemas.microsoft.com/office/drawing/2017/model3d" xmlns:o="urn:schemas-microsoft-com:office:office" xmlns:oel="http://schemas.microsoft.com/office/2019/extlst" xmlns:r="http://schemas.openxmlformats.org/officeDocument/2006/relationships" xmlns:m="http://schemas.openxmlformats.org/officeDocument/2006/math" xmlns:v="urn:schemas-microsoft-com:vml" xmlns:wp14="http://schemas.microsoft.com/office/word/2010/wordprocessingDrawing" xmlns:wp="http://schemas.openxmlformats.org/drawingml/2006/wordprocessingDrawing" xmlns:w10="urn:schemas-microsoft-com:office:word" xmlns:w="http://schemas.openxmlformats.org/wordprocessingml/2006/main" xmlns:w14="http://schemas.microsoft.com/office/word/2010/wordml" xmlns:w15="http://schemas.microsoft.com/office/word/2012/wordml" xmlns:w16cex="http://schemas.microsoft.com/office/word/2018/wordml/cex" xmlns:w16cid="http://schemas.microsoft.com/office/word/2016/wordml/cid" xmlns:w16="http://schemas.microsoft.com/office/word/2018/wordml" xmlns:w16du="http://schemas.microsoft.com/office/word/2023/wordml/word16du" xmlns:w16sdtdh="http://schemas.microsoft.com/office/word/2020/wordml/sdtdatahash" xmlns:w16se="http://schemas.microsoft.com/office/word/2015/wordml/symex" xmlns:wpg="http://schemas.microsoft.com/office/word/2010/wordprocessingGroup" xmlns:wpi="http://schemas.microsoft.com/office/word/2010/wordprocessingInk" xmlns:wne="http://schemas.microsoft.com/office/word/2006/wordml" xmlns:wps="http://schemas.microsoft.com/office/word/2010/wordprocessingShape" mc:Ignorable="w14 w15 w16se w16cid w16 w16cex w16sdtdh w16du wp14">
   <w:footnote w:type="separator" w:id="-1">
     <w:p>
       <w:r>
@@ -5626,7 +5619,7 @@
 </file>
 
 <file path=word/numbering.xml><?xml version="1.0" encoding="utf-8"?>
-<w:numbering xmlns:wpc="http://schemas.microsoft.com/office/word/2010/wordprocessingCanvas" xmlns:cx="http://schemas.microsoft.com/office/drawing/2014/chartex" xmlns:cx1="http://schemas.microsoft.com/office/drawing/2015/9/8/chartex" xmlns:cx2="http://schemas.microsoft.com/office/drawing/2015/10/21/chartex" xmlns:cx3="http://schemas.microsoft.com/office/drawing/2016/5/9/chartex" xmlns:cx4="http://schemas.microsoft.com/office/drawing/2016/5/10/chartex" xmlns:cx5="http://schemas.microsoft.com/office/drawing/2016/5/11/chartex" xmlns:cx6="http://schemas.microsoft.com/office/drawing/2016/5/12/chartex" xmlns:cx7="http://schemas.microsoft.com/office/drawing/2016/5/13/chartex" xmlns:cx8="http://schemas.microsoft.com/office/drawing/2016/5/14/chartex" xmlns:mc="http://schemas.openxmlformats.org/markup-compatibility/2006" xmlns:aink="http://schemas.microsoft.com/office/drawing/2016/ink" xmlns:am3d="http://schemas.microsoft.com/office/drawing/2017/model3d" xmlns:o="urn:schemas-microsoft-com:office:office" xmlns:oel="http://schemas.microsoft.com/office/2019/extlst" xmlns:r="http://schemas.openxmlformats.org/officeDocument/2006/relationships" xmlns:m="http://schemas.openxmlformats.org/officeDocument/2006/math" xmlns:v="urn:schemas-microsoft-com:vml" xmlns:wp14="http://schemas.microsoft.com/office/word/2010/wordprocessingDrawing" xmlns:wp="http://schemas.openxmlformats.org/drawingml/2006/wordprocessingDrawing" xmlns:w10="urn:schemas-microsoft-com:office:word" xmlns:w="http://schemas.openxmlformats.org/wordprocessingml/2006/main" xmlns:w14="http://schemas.microsoft.com/office/word/2010/wordml" xmlns:w15="http://schemas.microsoft.com/office/word/2012/wordml" xmlns:w16cex="http://schemas.microsoft.com/office/word/2018/wordml/cex" xmlns:w16cid="http://schemas.microsoft.com/office/word/2016/wordml/cid" xmlns:w16="http://schemas.microsoft.com/office/word/2018/wordml" xmlns:w16du="http://schemas.microsoft.com/office/word/2023/wordml/word16du" xmlns:w16sdtdh="http://schemas.microsoft.com/office/word/2020/wordml/sdtdatahash" xmlns:w16sdtfl="http://schemas.microsoft.com/office/word/2024/wordml/sdtformatlock" xmlns:w16se="http://schemas.microsoft.com/office/word/2015/wordml/symex" xmlns:wpg="http://schemas.microsoft.com/office/word/2010/wordprocessingGroup" xmlns:wpi="http://schemas.microsoft.com/office/word/2010/wordprocessingInk" xmlns:wne="http://schemas.microsoft.com/office/word/2006/wordml" xmlns:wps="http://schemas.microsoft.com/office/word/2010/wordprocessingShape" mc:Ignorable="w14 w15 w16se w16cid w16 w16cex w16sdtdh w16sdtfl w16du wp14">
+<w:numbering xmlns:wpc="http://schemas.microsoft.com/office/word/2010/wordprocessingCanvas" xmlns:cx="http://schemas.microsoft.com/office/drawing/2014/chartex" xmlns:cx1="http://schemas.microsoft.com/office/drawing/2015/9/8/chartex" xmlns:cx2="http://schemas.microsoft.com/office/drawing/2015/10/21/chartex" xmlns:cx3="http://schemas.microsoft.com/office/drawing/2016/5/9/chartex" xmlns:cx4="http://schemas.microsoft.com/office/drawing/2016/5/10/chartex" xmlns:cx5="http://schemas.microsoft.com/office/drawing/2016/5/11/chartex" xmlns:cx6="http://schemas.microsoft.com/office/drawing/2016/5/12/chartex" xmlns:cx7="http://schemas.microsoft.com/office/drawing/2016/5/13/chartex" xmlns:cx8="http://schemas.microsoft.com/office/drawing/2016/5/14/chartex" xmlns:mc="http://schemas.openxmlformats.org/markup-compatibility/2006" xmlns:aink="http://schemas.microsoft.com/office/drawing/2016/ink" xmlns:am3d="http://schemas.microsoft.com/office/drawing/2017/model3d" xmlns:o="urn:schemas-microsoft-com:office:office" xmlns:oel="http://schemas.microsoft.com/office/2019/extlst" xmlns:r="http://schemas.openxmlformats.org/officeDocument/2006/relationships" xmlns:m="http://schemas.openxmlformats.org/officeDocument/2006/math" xmlns:v="urn:schemas-microsoft-com:vml" xmlns:wp14="http://schemas.microsoft.com/office/word/2010/wordprocessingDrawing" xmlns:wp="http://schemas.openxmlformats.org/drawingml/2006/wordprocessingDrawing" xmlns:w10="urn:schemas-microsoft-com:office:word" xmlns:w="http://schemas.openxmlformats.org/wordprocessingml/2006/main" xmlns:w14="http://schemas.microsoft.com/office/word/2010/wordml" xmlns:w15="http://schemas.microsoft.com/office/word/2012/wordml" xmlns:w16cex="http://schemas.microsoft.com/office/word/2018/wordml/cex" xmlns:w16cid="http://schemas.microsoft.com/office/word/2016/wordml/cid" xmlns:w16="http://schemas.microsoft.com/office/word/2018/wordml" xmlns:w16du="http://schemas.microsoft.com/office/word/2023/wordml/word16du" xmlns:w16sdtdh="http://schemas.microsoft.com/office/word/2020/wordml/sdtdatahash" xmlns:w16se="http://schemas.microsoft.com/office/word/2015/wordml/symex" xmlns:wpg="http://schemas.microsoft.com/office/word/2010/wordprocessingGroup" xmlns:wpi="http://schemas.microsoft.com/office/word/2010/wordprocessingInk" xmlns:wne="http://schemas.microsoft.com/office/word/2006/wordml" xmlns:wps="http://schemas.microsoft.com/office/word/2010/wordprocessingShape" mc:Ignorable="w14 w15 w16se w16cid w16 w16cex w16sdtdh w16du wp14">
   <w:abstractNum w:abstractNumId="0" w15:restartNumberingAfterBreak="0">
     <w:nsid w:val="194E010B"/>
     <w:multiLevelType w:val="hybridMultilevel"/>
@@ -7831,7 +7824,7 @@
 </file>
 
 <file path=word/styles.xml><?xml version="1.0" encoding="utf-8"?>
-<w:styles xmlns:mc="http://schemas.openxmlformats.org/markup-compatibility/2006" xmlns:r="http://schemas.openxmlformats.org/officeDocument/2006/relationships" xmlns:w="http://schemas.openxmlformats.org/wordprocessingml/2006/main" xmlns:w14="http://schemas.microsoft.com/office/word/2010/wordml" xmlns:w15="http://schemas.microsoft.com/office/word/2012/wordml" xmlns:w16cex="http://schemas.microsoft.com/office/word/2018/wordml/cex" xmlns:w16cid="http://schemas.microsoft.com/office/word/2016/wordml/cid" xmlns:w16="http://schemas.microsoft.com/office/word/2018/wordml" xmlns:w16du="http://schemas.microsoft.com/office/word/2023/wordml/word16du" xmlns:w16sdtdh="http://schemas.microsoft.com/office/word/2020/wordml/sdtdatahash" xmlns:w16sdtfl="http://schemas.microsoft.com/office/word/2024/wordml/sdtformatlock" xmlns:w16se="http://schemas.microsoft.com/office/word/2015/wordml/symex" mc:Ignorable="w14 w15 w16se w16cid w16 w16cex w16sdtdh w16sdtfl w16du">
+<w:styles xmlns:mc="http://schemas.openxmlformats.org/markup-compatibility/2006" xmlns:r="http://schemas.openxmlformats.org/officeDocument/2006/relationships" xmlns:w="http://schemas.openxmlformats.org/wordprocessingml/2006/main" xmlns:w14="http://schemas.microsoft.com/office/word/2010/wordml" xmlns:w15="http://schemas.microsoft.com/office/word/2012/wordml" xmlns:w16cex="http://schemas.microsoft.com/office/word/2018/wordml/cex" xmlns:w16cid="http://schemas.microsoft.com/office/word/2016/wordml/cid" xmlns:w16="http://schemas.microsoft.com/office/word/2018/wordml" xmlns:w16du="http://schemas.microsoft.com/office/word/2023/wordml/word16du" xmlns:w16sdtdh="http://schemas.microsoft.com/office/word/2020/wordml/sdtdatahash" xmlns:w16se="http://schemas.microsoft.com/office/word/2015/wordml/symex" mc:Ignorable="w14 w15 w16se w16cid w16 w16cex w16sdtdh w16du">
   <w:docDefaults>
     <w:rPrDefault>
       <w:rPr>
@@ -8297,7 +8290,6 @@
   <w:style w:type="character" w:default="1" w:styleId="DefaultParagraphFont">
     <w:name w:val="Default Paragraph Font"/>
     <w:uiPriority w:val="1"/>
-    <w:semiHidden/>
     <w:unhideWhenUsed/>
   </w:style>
   <w:style w:type="table" w:default="1" w:styleId="TableNormal">
